--- a/kolo-naukowe/dokumenty/do-druku/zgoda-opiekuna-kajdanowicz.docx
+++ b/kolo-naukowe/dokumenty/do-druku/zgoda-opiekuna-kajdanowicz.docx
@@ -244,7 +244,7 @@
       </w:r>
       <w:commentRangeStart w:id="0"/>
       <w:r>
-        <w:t xml:space="preserve">Koła Naukowego Machinekind</w:t>
+        <w:t xml:space="preserve">Koła Naukowego Machinekind (koła międzywydziałowego)</w:t>
       </w:r>
       <w:r>
         <w:t xml:space="preserve"> </w:t>
@@ -258,7 +258,7 @@
       </w:r>
       <w:commentRangeStart w:id="1"/>
       <w:r>
-        <w:t xml:space="preserve">Wydziale Mechanicznym</w:t>
+        <w:t xml:space="preserve">Wydziale Informatyki i Telekomunikacji oraz Wydziale Mechanicznym</w:t>
       </w:r>
       <w:r>
         <w:t xml:space="preserve"> </w:t>

--- a/kolo-naukowe/dokumenty/do-druku/zgoda-opiekuna-kajdanowicz.docx
+++ b/kolo-naukowe/dokumenty/do-druku/zgoda-opiekuna-kajdanowicz.docx
@@ -126,7 +126,7 @@
         <w:rPr>
           <w:rFonts w:cstheme="minorHAnsi"/>
         </w:rPr>
-        <w:t xml:space="preserve">Imię i nazwisko, stopień/tytuł naukowy: dr hab. inż. Tomasz Kajdanowicz</w:t>
+        <w:t xml:space="preserve">Imię i nazwisko, stopień/tytuł naukowy: dr hab. inż. Tomasz Kajdanowicz, prof. uczelni</w:t>
       </w:r>
     </w:p>
     <w:p>
